--- a/First Draft Manuscript.docx
+++ b/First Draft Manuscript.docx
@@ -3411,7 +3411,33 @@
         <w:rPr>
           <w:rFonts w:ascii="Times-Roman" w:hAnsi="Times-Roman" w:cs="Times-Roman"/>
         </w:rPr>
-        <w:t>Ibrahim et al. (2022) demonstrated that predictive modeling can capture production behavior across diverse formations using long-term regression experiments on oil, gas, and water outputs. Similarly, Du et al. (2024) applied deep learning to predict oil production in U.S. reservoirs, achieving improved accuracy compared to traditional empirical models. These studies provided valuable insight into the relationship between geological properties and production performance but were primarily concerned with predicting output at existing wells rather than identifying new drilling opportunities.</w:t>
+        <w:t xml:space="preserve">Ibrahim et al. (2022) demonstrated that predictive modeling can capture production behavior across diverse formations using long-term regression experiments on oil, gas, and water outputs. Similarly, Du et al. (2024) applied deep learning to predict oil production in U.S. reservoirs, achieving improved accuracy compared to traditional empirical models. These studies provided valuable insight into the relationship between geological properties and production </w:t>
+      </w:r>
+      <w:proofErr w:type="gramStart"/>
+      <w:r>
+        <w:rPr>
+          <w:rFonts w:ascii="Times-Roman" w:hAnsi="Times-Roman" w:cs="Times-Roman"/>
+        </w:rPr>
+        <w:t>performance</w:t>
+      </w:r>
+      <w:r>
+        <w:rPr>
+          <w:rFonts w:ascii="Times-Roman" w:hAnsi="Times-Roman" w:cs="Times-Roman"/>
+        </w:rPr>
+        <w:t>,</w:t>
+      </w:r>
+      <w:r>
+        <w:rPr>
+          <w:rFonts w:ascii="Times-Roman" w:hAnsi="Times-Roman" w:cs="Times-Roman"/>
+        </w:rPr>
+        <w:t xml:space="preserve"> but</w:t>
+      </w:r>
+      <w:proofErr w:type="gramEnd"/>
+      <w:r>
+        <w:rPr>
+          <w:rFonts w:ascii="Times-Roman" w:hAnsi="Times-Roman" w:cs="Times-Roman"/>
+        </w:rPr>
+        <w:t xml:space="preserve"> were primarily concerned with predicting output at existing wells rather than identifying new drilling opportunities.</w:t>
       </w:r>
     </w:p>
     <w:p>
@@ -3847,15 +3873,14 @@
       <w:pPr>
         <w:pStyle w:val="NormalWeb"/>
         <w:rPr>
+          <w:i/>
+          <w:iCs/>
           <w:color w:val="000000"/>
         </w:rPr>
       </w:pPr>
       <m:oMathPara>
         <m:oMath>
           <m:r>
-            <m:rPr>
-              <m:sty m:val="p"/>
-            </m:rPr>
             <w:rPr>
               <w:rFonts w:ascii="Cambria Math" w:hAnsi="Cambria Math"/>
               <w:color w:val="000000"/>
@@ -3863,9 +3888,6 @@
             <m:t>X</m:t>
           </m:r>
           <m:r>
-            <m:rPr>
-              <m:sty m:val="p"/>
-            </m:rPr>
             <w:rPr>
               <w:rFonts w:ascii="Cambria Math" w:hAnsi="Cambria Math"/>
               <w:color w:val="000000"/>
@@ -3876,9 +3898,6 @@
             <m:t>norm</m:t>
           </m:r>
           <m:r>
-            <m:rPr>
-              <m:sty m:val="p"/>
-            </m:rPr>
             <w:rPr>
               <w:rFonts w:ascii="Cambria Math" w:hAnsi="Cambria Math"/>
               <w:color w:val="000000"/>
@@ -3890,15 +3909,14 @@
               <m:ctrlPr>
                 <w:rPr>
                   <w:rFonts w:ascii="Cambria Math" w:hAnsi="Cambria Math"/>
+                  <w:i/>
+                  <w:iCs/>
                   <w:color w:val="000000"/>
                 </w:rPr>
               </m:ctrlPr>
             </m:fPr>
             <m:num>
               <m:r>
-                <m:rPr>
-                  <m:sty m:val="p"/>
-                </m:rPr>
                 <w:rPr>
                   <w:rFonts w:ascii="Cambria Math" w:hAnsi="Cambria Math"/>
                   <w:color w:val="000000"/>
@@ -3908,9 +3926,6 @@
             </m:num>
             <m:den>
               <m:r>
-                <m:rPr>
-                  <m:sty m:val="p"/>
-                </m:rPr>
                 <w:rPr>
                   <w:rFonts w:ascii="Cambria Math" w:hAnsi="Cambria Math"/>
                   <w:color w:val="000000"/>

--- a/First Draft Manuscript.docx
+++ b/First Draft Manuscript.docx
@@ -3127,21 +3127,45 @@
         <w:rPr>
           <w:rFonts w:ascii="Times-Roman" w:hAnsi="Times-Roman" w:cs="Times-Roman"/>
         </w:rPr>
-        <w:t xml:space="preserve">This study builds on existing research in petroleum engineering and machine learning applied to reservoir characterization. While previous studies have explored the use of statistical and machine learning methods for predicting productivity, porosity, and permeability individually, few have integrated these features to identify sweet spots directly. Using well-level datasets such as ConocoPhillips’ </w:t>
+        <w:t>This study builds on existing research in petroleum engineering and machine learning applied to reservoir characterization. While previous studies have explored the use of statistical and machine learning methods for predicting productivity, porosity, and permeability individually, few have integrated these features to identify sweet spots directly. Using ConocoPhillips’</w:t>
+      </w:r>
+      <w:r>
+        <w:rPr>
+          <w:rFonts w:ascii="Times-Roman" w:hAnsi="Times-Roman" w:cs="Times-Roman"/>
+        </w:rPr>
+        <w:t xml:space="preserve"> </w:t>
       </w:r>
       <w:proofErr w:type="spellStart"/>
       <w:r>
         <w:rPr>
           <w:rFonts w:ascii="Times-Roman" w:hAnsi="Times-Roman" w:cs="Times-Roman"/>
         </w:rPr>
-        <w:t>Sweetspot</w:t>
+        <w:t>s</w:t>
+      </w:r>
+      <w:r>
+        <w:rPr>
+          <w:rFonts w:ascii="Times-Roman" w:hAnsi="Times-Roman" w:cs="Times-Roman"/>
+        </w:rPr>
+        <w:t>weetspot</w:t>
       </w:r>
       <w:proofErr w:type="spellEnd"/>
       <w:r>
         <w:rPr>
           <w:rFonts w:ascii="Times-Roman" w:hAnsi="Times-Roman" w:cs="Times-Roman"/>
         </w:rPr>
-        <w:t xml:space="preserve"> Dataset, this study extends previous methods by incorporating more advanced machine learning approaches to detect areas of high potential. This aligns with current trends in geoscience and energy research where predictive modeling is increasingly used to reduce exploration costs, optimize well placement, and improve decision-making.</w:t>
+        <w:t xml:space="preserve"> </w:t>
+      </w:r>
+      <w:r>
+        <w:rPr>
+          <w:rFonts w:ascii="Times-Roman" w:hAnsi="Times-Roman" w:cs="Times-Roman"/>
+        </w:rPr>
+        <w:t>d</w:t>
+      </w:r>
+      <w:r>
+        <w:rPr>
+          <w:rFonts w:ascii="Times-Roman" w:hAnsi="Times-Roman" w:cs="Times-Roman"/>
+        </w:rPr>
+        <w:t>ataset, this study extends previous methods by incorporating more advanced machine learning approaches to detect areas of high potential. This aligns with current trends in geoscience and energy research where predictive modeling is increasingly used to reduce exploration costs, optimize well placement, and improve decision-making.</w:t>
       </w:r>
     </w:p>
     <w:p>
@@ -5919,10 +5943,7 @@
         </w:sectPr>
       </w:pPr>
       <w:r>
-        <w:t>Figure 3: Box Plot of the Cumulative Water Production in Barrel</w:t>
-      </w:r>
-      <w:r>
-        <w:t>s</w:t>
+        <w:t>Figure 3: Box Plot of the Cumulative Water Production in Barrels</w:t>
       </w:r>
     </w:p>
     <w:p>
